--- a/Mine2026/ОУ_07/Б07.docx
+++ b/Mine2026/ОУ_07/Б07.docx
@@ -9,32 +9,50 @@
         <w:contextualSpacing w:val="0"/>
       </w:pPr>
       <w:bookmarkStart w:id="0" w:name="h.6iafims06plg" w:colFirst="0" w:colLast="0"/>
-      <w:bookmarkStart w:id="1" w:name="_GoBack"/>
       <w:bookmarkEnd w:id="0"/>
       <w:r>
         <w:t>Билет 7</w:t>
       </w:r>
+    </w:p>
+    <w:p>
+      <w:pPr>
+        <w:pStyle w:val="2"/>
+        <w:contextualSpacing w:val="0"/>
+      </w:pPr>
+      <w:bookmarkStart w:id="1" w:name="h.73t2nhmpcq22" w:colFirst="0" w:colLast="0"/>
       <w:bookmarkEnd w:id="1"/>
-    </w:p>
-    <w:p>
-      <w:pPr>
-        <w:pStyle w:val="2"/>
-        <w:contextualSpacing w:val="0"/>
-      </w:pPr>
-      <w:bookmarkStart w:id="2" w:name="h.73t2nhmpcq22" w:colFirst="0" w:colLast="0"/>
+      <w:r>
+        <w:t>Оперативный учет</w:t>
+      </w:r>
+    </w:p>
+    <w:p>
+      <w:pPr>
+        <w:pStyle w:val="10"/>
+        <w:contextualSpacing w:val="0"/>
+      </w:pPr>
+      <w:r>
+        <w:tab/>
+        <w:t>Компания занимается оптовой торговлей. Поступление товаров отражается документом «Приходная накладная», продажа – «Расходная накладная». Помимо продажи товара, могут оказываться дополнительные услуги, например</w:t>
+      </w:r>
+      <w:r>
+        <w:rPr>
+          <w:lang w:val="en-US"/>
+        </w:rPr>
+        <w:t>,</w:t>
+      </w:r>
+      <w:r>
+        <w:t xml:space="preserve"> по доставке. И услуги</w:t>
+      </w:r>
+      <w:r>
+        <w:rPr>
+          <w:lang w:val="en-US"/>
+        </w:rPr>
+        <w:t>,</w:t>
+      </w:r>
+      <w:bookmarkStart w:id="2" w:name="_GoBack"/>
       <w:bookmarkEnd w:id="2"/>
       <w:r>
-        <w:t>Оперативный учет</w:t>
-      </w:r>
-    </w:p>
-    <w:p>
-      <w:pPr>
-        <w:pStyle w:val="10"/>
-        <w:contextualSpacing w:val="0"/>
-      </w:pPr>
-      <w:r>
-        <w:tab/>
-        <w:t>Компания занимается оптовой торговлей. Поступление товаров отражается документом «Приходная накладная», продажа – «Расходная накладная». Помимо продажи товара, могут оказываться дополнительные услуги, например по доставке. И услуги и товары указываются в одной табличной части.</w:t>
+        <w:t xml:space="preserve"> и товары указываются в одной табличной части.</w:t>
       </w:r>
     </w:p>
     <w:p>
@@ -180,12 +198,14 @@
               <w:contextualSpacing w:val="0"/>
               <w:jc w:val="center"/>
             </w:pPr>
+            <w:proofErr w:type="spellStart"/>
             <w:r>
               <w:rPr>
                 <w:b/>
               </w:rPr>
               <w:t>Себест-сть</w:t>
             </w:r>
+            <w:proofErr w:type="spellEnd"/>
           </w:p>
           <w:p>
             <w:pPr>
@@ -760,64 +780,112 @@
         <w:contextualSpacing w:val="0"/>
         <w:jc w:val="center"/>
       </w:pPr>
+      <w:proofErr w:type="spellStart"/>
       <w:r>
         <w:rPr>
           <w:i/>
         </w:rPr>
-        <w:t>Дт «Покупатели» - Кт «Прибыли и убытки» на сумму продажи</w:t>
-      </w:r>
-    </w:p>
-    <w:p>
-      <w:pPr>
-        <w:pStyle w:val="10"/>
-        <w:contextualSpacing w:val="0"/>
-      </w:pPr>
-      <w:r>
-        <w:tab/>
-        <w:t>Погашение задолженности (оплата переданного покупателю товара) регистрируется с помощью документа «Приход денег». В реквизитах документа указывается контрагент и сумма оплаты. Погашение задолженности происходит в первую очередь по тем договорам, у которых срок окончания действия самый ранний. В рамках каждого договора задолженность погашается в хронологическом порядке, начиная с самой первой недоплаченной накладной. Сумма оплаты не может превосходить сумму задолженности. В том случае, если сумма оплаты больше суммы общей задолженности, то документ не должен проводиться.</w:t>
-      </w:r>
-    </w:p>
-    <w:p>
-      <w:pPr>
-        <w:pStyle w:val="10"/>
-        <w:contextualSpacing w:val="0"/>
-      </w:pPr>
-      <w:r>
-        <w:tab/>
-        <w:t>Контроль задолженностей должен производиться по рублевым суммам.</w:t>
-      </w:r>
-    </w:p>
-    <w:p>
-      <w:pPr>
-        <w:pStyle w:val="10"/>
-        <w:contextualSpacing w:val="0"/>
-      </w:pPr>
-      <w:r>
-        <w:t>Незакрытые в евро задолженности, закрытые в рублях, закрываются пользователем вручную с помощью документа «Операция».</w:t>
-      </w:r>
-    </w:p>
-    <w:p>
-      <w:pPr>
-        <w:pStyle w:val="10"/>
-        <w:contextualSpacing w:val="0"/>
-      </w:pPr>
-      <w:r>
-        <w:tab/>
-        <w:t>Документ «Приход денег» формирует следующую проводку:</w:t>
-      </w:r>
-    </w:p>
-    <w:p>
-      <w:pPr>
-        <w:pStyle w:val="10"/>
-        <w:ind w:firstLine="0"/>
-        <w:contextualSpacing w:val="0"/>
-        <w:jc w:val="center"/>
-      </w:pPr>
+        <w:t>Дт</w:t>
+      </w:r>
+      <w:proofErr w:type="spellEnd"/>
       <w:r>
         <w:rPr>
           <w:i/>
         </w:rPr>
-        <w:t>Дт «Касса» - Кт «Покупатели» на расчетную сумму оплат</w:t>
+        <w:t xml:space="preserve"> «Покупатели» - </w:t>
+      </w:r>
+      <w:proofErr w:type="spellStart"/>
+      <w:r>
+        <w:rPr>
+          <w:i/>
+        </w:rPr>
+        <w:t>Кт</w:t>
+      </w:r>
+      <w:proofErr w:type="spellEnd"/>
+      <w:r>
+        <w:rPr>
+          <w:i/>
+        </w:rPr>
+        <w:t xml:space="preserve"> «Прибыли и убытки» на сумму продажи</w:t>
+      </w:r>
+    </w:p>
+    <w:p>
+      <w:pPr>
+        <w:pStyle w:val="10"/>
+        <w:contextualSpacing w:val="0"/>
+      </w:pPr>
+      <w:r>
+        <w:tab/>
+        <w:t xml:space="preserve">Погашение задолженности (оплата переданного покупателю товара) регистрируется с помощью документа «Приход денег». В реквизитах документа указывается контрагент и сумма оплаты. Погашение задолженности происходит в первую очередь по тем договорам, у которых срок окончания действия самый ранний. В рамках каждого договора задолженность погашается в хронологическом порядке, начиная с самой первой недоплаченной накладной. Сумма оплаты не может превосходить сумму задолженности. В том случае, если сумма оплаты больше суммы </w:t>
+      </w:r>
+      <w:r>
+        <w:lastRenderedPageBreak/>
+        <w:t>общей задолженности, то документ не должен проводиться.</w:t>
+      </w:r>
+    </w:p>
+    <w:p>
+      <w:pPr>
+        <w:pStyle w:val="10"/>
+        <w:contextualSpacing w:val="0"/>
+      </w:pPr>
+      <w:r>
+        <w:tab/>
+        <w:t>Контроль задолженностей должен производиться по рублевым суммам.</w:t>
+      </w:r>
+    </w:p>
+    <w:p>
+      <w:pPr>
+        <w:pStyle w:val="10"/>
+        <w:contextualSpacing w:val="0"/>
+      </w:pPr>
+      <w:r>
+        <w:t>Незакрытые в евро задолженности, закрытые в рублях, закрываются пользователем вручную с помощью документа «Операция».</w:t>
+      </w:r>
+    </w:p>
+    <w:p>
+      <w:pPr>
+        <w:pStyle w:val="10"/>
+        <w:contextualSpacing w:val="0"/>
+      </w:pPr>
+      <w:r>
+        <w:tab/>
+        <w:t>Документ «Приход денег» формирует следующую проводку:</w:t>
+      </w:r>
+    </w:p>
+    <w:p>
+      <w:pPr>
+        <w:pStyle w:val="10"/>
+        <w:ind w:firstLine="0"/>
+        <w:contextualSpacing w:val="0"/>
+        <w:jc w:val="center"/>
+      </w:pPr>
+      <w:proofErr w:type="spellStart"/>
+      <w:r>
+        <w:rPr>
+          <w:i/>
+        </w:rPr>
+        <w:t>Дт</w:t>
+      </w:r>
+      <w:proofErr w:type="spellEnd"/>
+      <w:r>
+        <w:rPr>
+          <w:i/>
+        </w:rPr>
+        <w:t xml:space="preserve"> «Касса» - </w:t>
+      </w:r>
+      <w:proofErr w:type="spellStart"/>
+      <w:r>
+        <w:rPr>
+          <w:i/>
+        </w:rPr>
+        <w:t>Кт</w:t>
+      </w:r>
+      <w:proofErr w:type="spellEnd"/>
+      <w:r>
+        <w:rPr>
+          <w:i/>
+        </w:rPr>
+        <w:t xml:space="preserve"> «Покупатели» на расчетную сумму оплат</w:t>
       </w:r>
     </w:p>
     <w:p>
@@ -1163,8 +1231,13 @@
               <w:contextualSpacing w:val="0"/>
             </w:pPr>
             <w:r>
-              <w:t>1-кр/пр</w:t>
-            </w:r>
+              <w:t>1-кр/</w:t>
+            </w:r>
+            <w:proofErr w:type="spellStart"/>
+            <w:r>
+              <w:t>пр</w:t>
+            </w:r>
+            <w:proofErr w:type="spellEnd"/>
           </w:p>
         </w:tc>
         <w:tc>
@@ -1295,8 +1368,13 @@
               <w:ind w:firstLine="0"/>
               <w:contextualSpacing w:val="0"/>
             </w:pPr>
-            <w:r>
-              <w:t>Расх. Накладная № 2</w:t>
+            <w:proofErr w:type="spellStart"/>
+            <w:r>
+              <w:t>Расх</w:t>
+            </w:r>
+            <w:proofErr w:type="spellEnd"/>
+            <w:r>
+              <w:t>. Накладная № 2</w:t>
             </w:r>
           </w:p>
         </w:tc>
@@ -1411,8 +1489,13 @@
               <w:ind w:firstLine="0"/>
               <w:contextualSpacing w:val="0"/>
             </w:pPr>
-            <w:r>
-              <w:t>Расх. Накладная № 4</w:t>
+            <w:proofErr w:type="spellStart"/>
+            <w:r>
+              <w:t>Расх</w:t>
+            </w:r>
+            <w:proofErr w:type="spellEnd"/>
+            <w:r>
+              <w:t>. Накладная № 4</w:t>
             </w:r>
           </w:p>
         </w:tc>
@@ -1511,8 +1594,13 @@
               <w:contextualSpacing w:val="0"/>
             </w:pPr>
             <w:r>
-              <w:t>18-кр/пр</w:t>
-            </w:r>
+              <w:t>18-кр/</w:t>
+            </w:r>
+            <w:proofErr w:type="spellStart"/>
+            <w:r>
+              <w:t>пр</w:t>
+            </w:r>
+            <w:proofErr w:type="spellEnd"/>
           </w:p>
         </w:tc>
         <w:tc>
@@ -1617,8 +1705,13 @@
               <w:ind w:firstLine="0"/>
               <w:contextualSpacing w:val="0"/>
             </w:pPr>
-            <w:r>
-              <w:t>Расх. Накладная № 14</w:t>
+            <w:proofErr w:type="spellStart"/>
+            <w:r>
+              <w:t>Расх</w:t>
+            </w:r>
+            <w:proofErr w:type="spellEnd"/>
+            <w:r>
+              <w:t>. Накладная № 14</w:t>
             </w:r>
           </w:p>
         </w:tc>
@@ -1742,8 +1835,13 @@
         <w:contextualSpacing w:val="0"/>
       </w:pPr>
       <w:r>
-        <w:t>Ниже табличная часть. В ней колонки «Сотрудник» и «1», «2», «3»...</w:t>
-      </w:r>
+        <w:t>Ниже табличная часть. В ней колонки «Сотрудник» и «1», «2», «</w:t>
+      </w:r>
+      <w:proofErr w:type="gramStart"/>
+      <w:r>
+        <w:t>3»...</w:t>
+      </w:r>
+      <w:proofErr w:type="gramEnd"/>
     </w:p>
     <w:p>
       <w:pPr>
@@ -1805,7 +1903,11 @@
         <w:contextualSpacing w:val="0"/>
       </w:pPr>
       <w:r>
-        <w:t>Ввод всех начислений происходит документом «Начисление зарплаты». Документ в расчетном периоде может быть один (сразу для всех видов расчета), а может быть несколько (по одному для каждого отдельного вида расчета). Считать, что все данные вводятся только в пределах одного месяца, например, можно указать начисление оклада с 10.01 по 31.01, а запись оклад: с 10.01 по 03.02 вводить нельзя. В одном документе могут быть данные только за текущий расчетный период.</w:t>
+        <w:t xml:space="preserve">Ввод всех начислений происходит документом «Начисление зарплаты». Документ в расчетном периоде может быть один (сразу для всех видов расчета), а может быть несколько </w:t>
+      </w:r>
+      <w:r>
+        <w:lastRenderedPageBreak/>
+        <w:t>(по одному для каждого отдельного вида расчета). Считать, что все данные вводятся только в пределах одного месяца, например, можно указать начисление оклада с 10.01 по 31.01, а запись оклад: с 10.01 по 03.02 вводить нельзя. В одном документе могут быть данные только за текущий расчетный период.</w:t>
       </w:r>
     </w:p>
     <w:p>
@@ -3907,7 +4009,7 @@
 </file>
 
 <file path=customXml/itemProps1.xml><?xml version="1.0" encoding="utf-8"?>
-<ds:datastoreItem xmlns:ds="http://schemas.openxmlformats.org/officeDocument/2006/customXml" ds:itemID="{E98CF8EB-48A4-49C2-84CA-91EDED5183EA}">
+<ds:datastoreItem xmlns:ds="http://schemas.openxmlformats.org/officeDocument/2006/customXml" ds:itemID="{981CAB4E-04A4-40A4-B058-7CA31750E562}">
   <ds:schemaRefs>
     <ds:schemaRef ds:uri="http://schemas.openxmlformats.org/officeDocument/2006/bibliography"/>
   </ds:schemaRefs>
